--- a/docs/grant-summaries/wells-fargo-breakthrough-2027.docx
+++ b/docs/grant-summaries/wells-fargo-breakthrough-2027.docx
@@ -530,7 +530,7 @@
         </w:rPr>
         <w:t xml:space="preserve">Official funder page: </w:t>
       </w:r>
-      <w:hyperlink w:history="1" r:id="rIdm8xcfsbtkc1s2fe0hklvb">
+      <w:hyperlink w:history="1" r:id="rIdjnq3ajxvvzwr3gwalngyb">
         <w:r>
           <w:rPr>
             <w:rStyle w:val="Hyperlink"/>

--- a/docs/grant-summaries/wells-fargo-breakthrough-2027.docx
+++ b/docs/grant-summaries/wells-fargo-breakthrough-2027.docx
@@ -530,7 +530,7 @@
         </w:rPr>
         <w:t xml:space="preserve">Official funder page: </w:t>
       </w:r>
-      <w:hyperlink w:history="1" r:id="rIdjnq3ajxvvzwr3gwalngyb">
+      <w:hyperlink w:history="1" r:id="rId4gnhu8eqsrmhq96dqytbb">
         <w:r>
           <w:rPr>
             <w:rStyle w:val="Hyperlink"/>

--- a/docs/grant-summaries/wells-fargo-breakthrough-2027.docx
+++ b/docs/grant-summaries/wells-fargo-breakthrough-2027.docx
@@ -444,6 +444,23 @@
         <w:pStyle w:val="Heading2"/>
       </w:pPr>
       <w:r>
+        <w:t xml:space="preserve">How This Applies to Proud Ground</w:t>
+      </w:r>
+    </w:p>
+    <w:p>
+      <w:r>
+        <w:rPr>
+          <w:sz w:val="22"/>
+          <w:szCs w:val="22"/>
+        </w:rPr>
+        <w:t xml:space="preserve">Proud Ground's shared-equity, community-land-trust model is exactly the kind of scalable housing-affordability innovation this challenge rewards. A competitive entry would package its lasting-affordability resale formula as a replicable solution in the Finance or Service &amp; Delivery track.</w:t>
+      </w:r>
+    </w:p>
+    <w:p>
+      <w:pPr>
+        <w:pStyle w:val="Heading2"/>
+      </w:pPr>
+      <w:r>
         <w:t xml:space="preserve">Application Checklist — What You’ll Need</w:t>
       </w:r>
     </w:p>
@@ -530,7 +547,7 @@
         </w:rPr>
         <w:t xml:space="preserve">Official funder page: </w:t>
       </w:r>
-      <w:hyperlink w:history="1" r:id="rId4gnhu8eqsrmhq96dqytbb">
+      <w:hyperlink w:history="1" r:id="rIdkfvn9a-umvmd2yp_tqbu9">
         <w:r>
           <w:rPr>
             <w:rStyle w:val="Hyperlink"/>

--- a/docs/grant-summaries/wells-fargo-breakthrough-2027.docx
+++ b/docs/grant-summaries/wells-fargo-breakthrough-2027.docx
@@ -547,7 +547,7 @@
         </w:rPr>
         <w:t xml:space="preserve">Official funder page: </w:t>
       </w:r>
-      <w:hyperlink w:history="1" r:id="rIdkfvn9a-umvmd2yp_tqbu9">
+      <w:hyperlink w:history="1" r:id="rIdfn1ltlfp9sko9moai423q">
         <w:r>
           <w:rPr>
             <w:rStyle w:val="Hyperlink"/>
